--- a/CV_English.docx
+++ b/CV_English.docx
@@ -278,34 +278,61 @@
           <w:szCs w:val="20"/>
           <w:lang w:val="en-US"/>
         </w:rPr>
-        <w:t xml:space="preserve">Third-year </w:t>
-      </w:r>
-      <w:r>
-        <w:rPr>
-          <w:rFonts w:ascii="Times New Roman" w:hAnsi="Times New Roman" w:cs="Times New Roman"/>
-          <w:sz w:val="20"/>
-          <w:szCs w:val="20"/>
-          <w:lang w:val="en-US"/>
-        </w:rPr>
-        <w:t>Computer Engineering student with deepening in Software Engineering at the University of Duisburg-Essen</w:t>
-      </w:r>
-      <w:r>
-        <w:rPr>
-          <w:rFonts w:ascii="Times New Roman" w:hAnsi="Times New Roman" w:cs="Times New Roman"/>
-          <w:sz w:val="20"/>
-          <w:szCs w:val="20"/>
-          <w:lang w:val="en-US"/>
-        </w:rPr>
-        <w:t xml:space="preserve">, with high motivation to learn and grow. </w:t>
-      </w:r>
-      <w:r>
-        <w:rPr>
-          <w:rFonts w:ascii="Times New Roman" w:hAnsi="Times New Roman" w:cs="Times New Roman"/>
-          <w:sz w:val="20"/>
-          <w:szCs w:val="20"/>
-          <w:lang w:val="en-US"/>
-        </w:rPr>
-        <w:t xml:space="preserve">Working on becoming a competent engineer </w:t>
+        <w:t>M.Sc.</w:t>
+      </w:r>
+      <w:r>
+        <w:rPr>
+          <w:rFonts w:ascii="Times New Roman" w:hAnsi="Times New Roman" w:cs="Times New Roman"/>
+          <w:sz w:val="20"/>
+          <w:szCs w:val="20"/>
+          <w:lang w:val="en-US"/>
+        </w:rPr>
+        <w:t xml:space="preserve"> Computer Engineering</w:t>
+      </w:r>
+      <w:r>
+        <w:rPr>
+          <w:rFonts w:ascii="Times New Roman" w:hAnsi="Times New Roman" w:cs="Times New Roman"/>
+          <w:sz w:val="20"/>
+          <w:szCs w:val="20"/>
+          <w:lang w:val="en-US"/>
+        </w:rPr>
+        <w:t xml:space="preserve"> student</w:t>
+      </w:r>
+      <w:r>
+        <w:rPr>
+          <w:rFonts w:ascii="Times New Roman" w:hAnsi="Times New Roman" w:cs="Times New Roman"/>
+          <w:sz w:val="20"/>
+          <w:szCs w:val="20"/>
+          <w:lang w:val="en-US"/>
+        </w:rPr>
+        <w:t xml:space="preserve"> at the University of Duisburg-Essen</w:t>
+      </w:r>
+      <w:r>
+        <w:rPr>
+          <w:rFonts w:ascii="Times New Roman" w:hAnsi="Times New Roman" w:cs="Times New Roman"/>
+          <w:sz w:val="20"/>
+          <w:szCs w:val="20"/>
+          <w:lang w:val="en-US"/>
+        </w:rPr>
+        <w:t xml:space="preserve"> with practical experience in full-stack software development and LLM-based applications. </w:t>
+      </w:r>
+      <w:r>
+        <w:rPr>
+          <w:rFonts w:ascii="Times New Roman" w:hAnsi="Times New Roman" w:cs="Times New Roman"/>
+          <w:sz w:val="20"/>
+          <w:szCs w:val="20"/>
+          <w:lang w:val="en-US"/>
+        </w:rPr>
+        <w:t>I have my target set on</w:t>
+      </w:r>
+      <w:r>
+        <w:rPr>
+          <w:rFonts w:ascii="Times New Roman" w:hAnsi="Times New Roman" w:cs="Times New Roman"/>
+          <w:sz w:val="20"/>
+          <w:szCs w:val="20"/>
+          <w:lang w:val="en-US"/>
+        </w:rPr>
+        <w:t xml:space="preserve"> becoming a competent engineer </w:t>
       </w:r>
       <w:r>
         <w:rPr>
@@ -332,43 +359,25 @@
           <w:szCs w:val="20"/>
           <w:lang w:val="en-US"/>
         </w:rPr>
-        <w:t xml:space="preserve">Currently interested in the field of Machine Learning and its </w:t>
-      </w:r>
-      <w:r>
-        <w:rPr>
-          <w:rFonts w:ascii="Times New Roman" w:hAnsi="Times New Roman" w:cs="Times New Roman"/>
-          <w:sz w:val="20"/>
-          <w:szCs w:val="20"/>
-          <w:lang w:val="en-US"/>
-        </w:rPr>
-        <w:t xml:space="preserve">ever-expanding application in our day-to-day life. </w:t>
-      </w:r>
-      <w:r>
-        <w:rPr>
-          <w:rFonts w:ascii="Times New Roman" w:hAnsi="Times New Roman" w:cs="Times New Roman"/>
-          <w:sz w:val="20"/>
-          <w:szCs w:val="20"/>
-          <w:lang w:val="en-US"/>
-        </w:rPr>
-        <w:t xml:space="preserve">I believe in continuous </w:t>
-      </w:r>
-      <w:r>
-        <w:rPr>
-          <w:rFonts w:ascii="Times New Roman" w:hAnsi="Times New Roman" w:cs="Times New Roman"/>
-          <w:sz w:val="20"/>
-          <w:szCs w:val="20"/>
-          <w:lang w:val="en-US"/>
-        </w:rPr>
-        <w:t>self-</w:t>
-      </w:r>
-      <w:r>
-        <w:rPr>
-          <w:rFonts w:ascii="Times New Roman" w:hAnsi="Times New Roman" w:cs="Times New Roman"/>
-          <w:sz w:val="20"/>
-          <w:szCs w:val="20"/>
-          <w:lang w:val="en-US"/>
-        </w:rPr>
-        <w:t>improvement and lifelong learning.</w:t>
+        <w:t xml:space="preserve">Available for </w:t>
+      </w:r>
+      <w:r>
+        <w:rPr>
+          <w:rFonts w:ascii="Times New Roman" w:hAnsi="Times New Roman" w:cs="Times New Roman"/>
+          <w:sz w:val="20"/>
+          <w:szCs w:val="20"/>
+          <w:lang w:val="en-US"/>
+        </w:rPr>
+        <w:t xml:space="preserve">work student </w:t>
+      </w:r>
+      <w:r>
+        <w:rPr>
+          <w:rFonts w:ascii="Times New Roman" w:hAnsi="Times New Roman" w:cs="Times New Roman"/>
+          <w:sz w:val="20"/>
+          <w:szCs w:val="20"/>
+          <w:lang w:val="en-US"/>
+        </w:rPr>
+        <w:t>software development roles from September 2026, up to 20 hours/week.</w:t>
       </w:r>
     </w:p>
     <w:p>
@@ -441,24 +450,15 @@
           <w:szCs w:val="20"/>
           <w:lang w:val="en-US"/>
         </w:rPr>
-        <w:t xml:space="preserve"> </w:t>
-      </w:r>
-      <w:r>
-        <w:rPr>
-          <w:rFonts w:ascii="Times New Roman" w:hAnsi="Times New Roman" w:cs="Times New Roman"/>
-          <w:sz w:val="20"/>
-          <w:szCs w:val="20"/>
-          <w:lang w:val="en-US"/>
-        </w:rPr>
-        <w:t xml:space="preserve">| </w:t>
-      </w:r>
-      <w:r>
-        <w:rPr>
-          <w:rFonts w:ascii="Times New Roman" w:hAnsi="Times New Roman" w:cs="Times New Roman"/>
-          <w:sz w:val="20"/>
-          <w:szCs w:val="20"/>
-        </w:rPr>
-        <w:t>B. Sc.</w:t>
+        <w:t xml:space="preserve"> | </w:t>
+      </w:r>
+      <w:r>
+        <w:rPr>
+          <w:rFonts w:ascii="Times New Roman" w:hAnsi="Times New Roman" w:cs="Times New Roman"/>
+          <w:sz w:val="20"/>
+          <w:szCs w:val="20"/>
+        </w:rPr>
+        <w:t>M. Sc.</w:t>
       </w:r>
       <w:r>
         <w:rPr>
@@ -482,7 +482,15 @@
           <w:sz w:val="20"/>
           <w:szCs w:val="20"/>
         </w:rPr>
-        <w:t>: Software Engineering</w:t>
+        <w:t xml:space="preserve">: </w:t>
+      </w:r>
+      <w:r>
+        <w:rPr>
+          <w:rFonts w:ascii="Times New Roman" w:hAnsi="Times New Roman" w:cs="Times New Roman"/>
+          <w:sz w:val="20"/>
+          <w:szCs w:val="20"/>
+        </w:rPr>
+        <w:t>Intelligent Networked Systems</w:t>
       </w:r>
       <w:r>
         <w:rPr>
@@ -491,23 +499,7 @@
           <w:szCs w:val="20"/>
         </w:rPr>
         <w:tab/>
-        <w:t xml:space="preserve">October 2022 </w:t>
-      </w:r>
-      <w:r>
-        <w:rPr>
-          <w:rFonts w:ascii="Times New Roman" w:hAnsi="Times New Roman" w:cs="Times New Roman"/>
-          <w:sz w:val="20"/>
-          <w:szCs w:val="20"/>
-        </w:rPr>
-        <w:t>–</w:t>
-      </w:r>
-      <w:r>
-        <w:rPr>
-          <w:rFonts w:ascii="Times New Roman" w:hAnsi="Times New Roman" w:cs="Times New Roman"/>
-          <w:sz w:val="20"/>
-          <w:szCs w:val="20"/>
-        </w:rPr>
-        <w:t xml:space="preserve"> Present</w:t>
+        <w:t>October 2025 – Present</w:t>
       </w:r>
     </w:p>
     <w:p>
@@ -523,20 +515,22 @@
         <w:spacing w:after="0" w:line="240" w:lineRule="auto"/>
         <w:rPr>
           <w:rFonts w:ascii="Times New Roman" w:hAnsi="Times New Roman" w:cs="Times New Roman"/>
-          <w:sz w:val="20"/>
-          <w:szCs w:val="20"/>
-          <w:lang w:val="en-US"/>
-        </w:rPr>
-      </w:pPr>
-      <w:r>
-        <w:rPr>
-          <w:rFonts w:ascii="Times New Roman" w:hAnsi="Times New Roman" w:cs="Times New Roman"/>
           <w:b/>
           <w:bCs/>
           <w:sz w:val="20"/>
           <w:szCs w:val="20"/>
           <w:lang w:val="en-US"/>
         </w:rPr>
+      </w:pPr>
+      <w:r>
+        <w:rPr>
+          <w:rFonts w:ascii="Times New Roman" w:hAnsi="Times New Roman" w:cs="Times New Roman"/>
+          <w:b/>
+          <w:bCs/>
+          <w:sz w:val="20"/>
+          <w:szCs w:val="20"/>
+          <w:lang w:val="en-US"/>
+        </w:rPr>
         <w:t>Grade</w:t>
       </w:r>
       <w:r>
@@ -546,61 +540,130 @@
           <w:szCs w:val="20"/>
           <w:lang w:val="en-US"/>
         </w:rPr>
-        <w:t>: 1.</w:t>
-      </w:r>
-      <w:r>
-        <w:rPr>
-          <w:rFonts w:ascii="Times New Roman" w:hAnsi="Times New Roman" w:cs="Times New Roman"/>
-          <w:sz w:val="20"/>
-          <w:szCs w:val="20"/>
-          <w:lang w:val="en-US"/>
-        </w:rPr>
-        <w:t>3</w:t>
-      </w:r>
-      <w:r>
-        <w:rPr>
-          <w:rFonts w:ascii="Times New Roman" w:hAnsi="Times New Roman" w:cs="Times New Roman"/>
-          <w:sz w:val="20"/>
-          <w:szCs w:val="20"/>
-          <w:lang w:val="en-US"/>
-        </w:rPr>
-        <w:t xml:space="preserve"> (German scale)</w:t>
-      </w:r>
-      <w:r>
-        <w:rPr>
-          <w:rFonts w:ascii="Times New Roman" w:hAnsi="Times New Roman" w:cs="Times New Roman"/>
-          <w:sz w:val="20"/>
-          <w:szCs w:val="20"/>
-          <w:lang w:val="en-US"/>
-        </w:rPr>
-        <w:t xml:space="preserve">, </w:t>
-      </w:r>
-      <w:r>
-        <w:rPr>
-          <w:rFonts w:ascii="Times New Roman" w:hAnsi="Times New Roman" w:cs="Times New Roman"/>
-          <w:sz w:val="20"/>
-          <w:szCs w:val="20"/>
-          <w:lang w:val="en-US"/>
-        </w:rPr>
-        <w:t>1</w:t>
-      </w:r>
-      <w:r>
-        <w:rPr>
-          <w:rFonts w:ascii="Times New Roman" w:hAnsi="Times New Roman" w:cs="Times New Roman"/>
-          <w:sz w:val="20"/>
-          <w:szCs w:val="20"/>
-          <w:lang w:val="en-US"/>
-        </w:rPr>
-        <w:t>65</w:t>
-      </w:r>
-      <w:r>
-        <w:rPr>
-          <w:rFonts w:ascii="Times New Roman" w:hAnsi="Times New Roman" w:cs="Times New Roman"/>
-          <w:sz w:val="20"/>
-          <w:szCs w:val="20"/>
-          <w:lang w:val="en-US"/>
-        </w:rPr>
-        <w:t>/180 ECTS</w:t>
+        <w:t>: 1.6 (German scale), 36/120 ECTS</w:t>
+      </w:r>
+    </w:p>
+    <w:p>
+      <w:pPr>
+        <w:tabs>
+          <w:tab w:val="right" w:pos="10467"/>
+        </w:tabs>
+        <w:spacing w:after="0" w:line="240" w:lineRule="auto"/>
+        <w:rPr>
+          <w:rFonts w:ascii="Times New Roman" w:hAnsi="Times New Roman" w:cs="Times New Roman"/>
+          <w:b/>
+          <w:bCs/>
+          <w:sz w:val="20"/>
+          <w:szCs w:val="20"/>
+          <w:lang w:val="en-US"/>
+        </w:rPr>
+      </w:pPr>
+    </w:p>
+    <w:p>
+      <w:pPr>
+        <w:tabs>
+          <w:tab w:val="right" w:pos="10467"/>
+        </w:tabs>
+        <w:spacing w:after="0" w:line="240" w:lineRule="auto"/>
+        <w:rPr>
+          <w:rFonts w:ascii="Times New Roman" w:hAnsi="Times New Roman" w:cs="Times New Roman"/>
+          <w:sz w:val="20"/>
+          <w:szCs w:val="20"/>
+        </w:rPr>
+      </w:pPr>
+      <w:r>
+        <w:rPr>
+          <w:rFonts w:ascii="Times New Roman" w:hAnsi="Times New Roman" w:cs="Times New Roman"/>
+          <w:b/>
+          <w:bCs/>
+          <w:sz w:val="20"/>
+          <w:szCs w:val="20"/>
+          <w:lang w:val="en-US"/>
+        </w:rPr>
+        <w:t>University of Duisburg-Essen</w:t>
+      </w:r>
+      <w:r>
+        <w:rPr>
+          <w:rFonts w:ascii="Times New Roman" w:hAnsi="Times New Roman" w:cs="Times New Roman"/>
+          <w:sz w:val="20"/>
+          <w:szCs w:val="20"/>
+          <w:lang w:val="en-US"/>
+        </w:rPr>
+        <w:t xml:space="preserve"> </w:t>
+      </w:r>
+      <w:r>
+        <w:rPr>
+          <w:rFonts w:ascii="Times New Roman" w:hAnsi="Times New Roman" w:cs="Times New Roman"/>
+          <w:sz w:val="20"/>
+          <w:szCs w:val="20"/>
+          <w:lang w:val="en-US"/>
+        </w:rPr>
+        <w:t xml:space="preserve">| </w:t>
+      </w:r>
+      <w:r>
+        <w:rPr>
+          <w:rFonts w:ascii="Times New Roman" w:hAnsi="Times New Roman" w:cs="Times New Roman"/>
+          <w:sz w:val="20"/>
+          <w:szCs w:val="20"/>
+        </w:rPr>
+        <w:t>B. Sc.</w:t>
+      </w:r>
+      <w:r>
+        <w:rPr>
+          <w:rFonts w:ascii="Times New Roman" w:hAnsi="Times New Roman" w:cs="Times New Roman"/>
+          <w:sz w:val="20"/>
+          <w:szCs w:val="20"/>
+        </w:rPr>
+        <w:t xml:space="preserve"> Computer Engineering – </w:t>
+      </w:r>
+      <w:r>
+        <w:rPr>
+          <w:rFonts w:ascii="Times New Roman" w:hAnsi="Times New Roman" w:cs="Times New Roman"/>
+          <w:sz w:val="20"/>
+          <w:szCs w:val="20"/>
+        </w:rPr>
+        <w:t>Profile</w:t>
+      </w:r>
+      <w:r>
+        <w:rPr>
+          <w:rFonts w:ascii="Times New Roman" w:hAnsi="Times New Roman" w:cs="Times New Roman"/>
+          <w:sz w:val="20"/>
+          <w:szCs w:val="20"/>
+        </w:rPr>
+        <w:t>: Software Engineering</w:t>
+      </w:r>
+      <w:r>
+        <w:rPr>
+          <w:rFonts w:ascii="Times New Roman" w:hAnsi="Times New Roman" w:cs="Times New Roman"/>
+          <w:sz w:val="20"/>
+          <w:szCs w:val="20"/>
+        </w:rPr>
+        <w:tab/>
+        <w:t xml:space="preserve">October 2022 </w:t>
+      </w:r>
+      <w:r>
+        <w:rPr>
+          <w:rFonts w:ascii="Times New Roman" w:hAnsi="Times New Roman" w:cs="Times New Roman"/>
+          <w:sz w:val="20"/>
+          <w:szCs w:val="20"/>
+        </w:rPr>
+        <w:t>–</w:t>
+      </w:r>
+      <w:r>
+        <w:rPr>
+          <w:rFonts w:ascii="Times New Roman" w:hAnsi="Times New Roman" w:cs="Times New Roman"/>
+          <w:sz w:val="20"/>
+          <w:szCs w:val="20"/>
+        </w:rPr>
+        <w:t xml:space="preserve"> </w:t>
+      </w:r>
+      <w:r>
+        <w:rPr>
+          <w:rFonts w:ascii="Times New Roman" w:hAnsi="Times New Roman" w:cs="Times New Roman"/>
+          <w:sz w:val="20"/>
+          <w:szCs w:val="20"/>
+        </w:rPr>
+        <w:t>September 2025</w:t>
       </w:r>
     </w:p>
     <w:p>
@@ -630,6 +693,72 @@
           <w:szCs w:val="20"/>
           <w:lang w:val="en-US"/>
         </w:rPr>
+        <w:t>Grade</w:t>
+      </w:r>
+      <w:r>
+        <w:rPr>
+          <w:rFonts w:ascii="Times New Roman" w:hAnsi="Times New Roman" w:cs="Times New Roman"/>
+          <w:sz w:val="20"/>
+          <w:szCs w:val="20"/>
+          <w:lang w:val="en-US"/>
+        </w:rPr>
+        <w:t>: 1.</w:t>
+      </w:r>
+      <w:r>
+        <w:rPr>
+          <w:rFonts w:ascii="Times New Roman" w:hAnsi="Times New Roman" w:cs="Times New Roman"/>
+          <w:sz w:val="20"/>
+          <w:szCs w:val="20"/>
+          <w:lang w:val="en-US"/>
+        </w:rPr>
+        <w:t>2</w:t>
+      </w:r>
+      <w:r>
+        <w:rPr>
+          <w:rFonts w:ascii="Times New Roman" w:hAnsi="Times New Roman" w:cs="Times New Roman"/>
+          <w:sz w:val="20"/>
+          <w:szCs w:val="20"/>
+          <w:lang w:val="en-US"/>
+        </w:rPr>
+        <w:t xml:space="preserve"> (German scale</w:t>
+      </w:r>
+      <w:r>
+        <w:rPr>
+          <w:rFonts w:ascii="Times New Roman" w:hAnsi="Times New Roman" w:cs="Times New Roman"/>
+          <w:sz w:val="20"/>
+          <w:szCs w:val="20"/>
+          <w:lang w:val="en-US"/>
+        </w:rPr>
+        <w:t>)</w:t>
+      </w:r>
+    </w:p>
+    <w:p>
+      <w:pPr>
+        <w:pStyle w:val="Listenabsatz"/>
+        <w:numPr>
+          <w:ilvl w:val="0"/>
+          <w:numId w:val="2"/>
+        </w:numPr>
+        <w:tabs>
+          <w:tab w:val="right" w:pos="10467"/>
+        </w:tabs>
+        <w:spacing w:after="0" w:line="240" w:lineRule="auto"/>
+        <w:rPr>
+          <w:rFonts w:ascii="Times New Roman" w:hAnsi="Times New Roman" w:cs="Times New Roman"/>
+          <w:sz w:val="20"/>
+          <w:szCs w:val="20"/>
+          <w:lang w:val="en-US"/>
+        </w:rPr>
+      </w:pPr>
+      <w:r>
+        <w:rPr>
+          <w:rFonts w:ascii="Times New Roman" w:hAnsi="Times New Roman" w:cs="Times New Roman"/>
+          <w:b/>
+          <w:bCs/>
+          <w:sz w:val="20"/>
+          <w:szCs w:val="20"/>
+          <w:lang w:val="en-US"/>
+        </w:rPr>
         <w:t>Achievements</w:t>
       </w:r>
       <w:r>
@@ -641,6 +770,7 @@
         </w:rPr>
         <w:t xml:space="preserve">: </w:t>
       </w:r>
+      <w:proofErr w:type="spellStart"/>
       <w:r>
         <w:rPr>
           <w:rFonts w:ascii="Times New Roman" w:hAnsi="Times New Roman" w:cs="Times New Roman"/>
@@ -650,6 +780,7 @@
         </w:rPr>
         <w:t>Deutschlandstipendium</w:t>
       </w:r>
+      <w:proofErr w:type="spellEnd"/>
       <w:r>
         <w:rPr>
           <w:rFonts w:ascii="Times New Roman" w:hAnsi="Times New Roman" w:cs="Times New Roman"/>
@@ -693,7 +824,27 @@
           <w:szCs w:val="20"/>
           <w:lang w:val="en-US"/>
         </w:rPr>
-        <w:t>, Deutschlandstipendium 202</w:t>
+        <w:t xml:space="preserve">, </w:t>
+      </w:r>
+      <w:proofErr w:type="spellStart"/>
+      <w:r>
+        <w:rPr>
+          <w:rFonts w:ascii="Times New Roman" w:hAnsi="Times New Roman" w:cs="Times New Roman"/>
+          <w:sz w:val="20"/>
+          <w:szCs w:val="20"/>
+          <w:lang w:val="en-US"/>
+        </w:rPr>
+        <w:t>Deutschlandstipendium</w:t>
+      </w:r>
+      <w:proofErr w:type="spellEnd"/>
+      <w:r>
+        <w:rPr>
+          <w:rFonts w:ascii="Times New Roman" w:hAnsi="Times New Roman" w:cs="Times New Roman"/>
+          <w:sz w:val="20"/>
+          <w:szCs w:val="20"/>
+          <w:lang w:val="en-US"/>
+        </w:rPr>
+        <w:t xml:space="preserve"> 202</w:t>
       </w:r>
       <w:r>
         <w:rPr>
@@ -794,54 +945,16 @@
           <w:szCs w:val="20"/>
           <w:lang w:val="en-US"/>
         </w:rPr>
-        <w:t xml:space="preserve">Software Developer Intern </w:t>
-      </w:r>
-      <w:r>
-        <w:rPr>
-          <w:rFonts w:ascii="Times New Roman" w:hAnsi="Times New Roman" w:cs="Times New Roman"/>
-          <w:sz w:val="20"/>
-          <w:szCs w:val="20"/>
-          <w:lang w:val="en-US"/>
-        </w:rPr>
-        <w:t xml:space="preserve">| </w:t>
-      </w:r>
-      <w:proofErr w:type="spellStart"/>
-      <w:r>
-        <w:rPr>
-          <w:rFonts w:ascii="Times New Roman" w:hAnsi="Times New Roman" w:cs="Times New Roman"/>
-          <w:sz w:val="20"/>
-          <w:szCs w:val="20"/>
-          <w:lang w:val="en-US"/>
-        </w:rPr>
-        <w:t>adesso</w:t>
-      </w:r>
-      <w:proofErr w:type="spellEnd"/>
-      <w:r>
-        <w:rPr>
-          <w:rFonts w:ascii="Times New Roman" w:hAnsi="Times New Roman" w:cs="Times New Roman"/>
-          <w:sz w:val="20"/>
-          <w:szCs w:val="20"/>
-          <w:lang w:val="en-US"/>
-        </w:rPr>
-        <w:t xml:space="preserve"> SE</w:t>
-      </w:r>
-      <w:r>
-        <w:rPr>
-          <w:rFonts w:ascii="Times New Roman" w:hAnsi="Times New Roman" w:cs="Times New Roman"/>
-          <w:sz w:val="20"/>
-          <w:szCs w:val="20"/>
-          <w:lang w:val="en-US"/>
-        </w:rPr>
-        <w:t xml:space="preserve"> Düsseldorf</w:t>
-      </w:r>
-      <w:r>
-        <w:rPr>
-          <w:rFonts w:ascii="Times New Roman" w:hAnsi="Times New Roman" w:cs="Times New Roman"/>
-          <w:sz w:val="20"/>
-          <w:szCs w:val="20"/>
-          <w:lang w:val="en-US"/>
-        </w:rPr>
-        <w:t xml:space="preserve"> </w:t>
+        <w:t xml:space="preserve">Student Research Assistant </w:t>
+      </w:r>
+      <w:r>
+        <w:rPr>
+          <w:rFonts w:ascii="Times New Roman" w:hAnsi="Times New Roman" w:cs="Times New Roman"/>
+          <w:sz w:val="20"/>
+          <w:szCs w:val="20"/>
+          <w:lang w:val="en-US"/>
+        </w:rPr>
+        <w:t>| University of Duisburg-Essen</w:t>
       </w:r>
       <w:r>
         <w:rPr>
@@ -859,7 +972,34 @@
           <w:szCs w:val="20"/>
           <w:lang w:val="en-US"/>
         </w:rPr>
-        <w:t>April 2024 – July 2024</w:t>
+        <w:t>January</w:t>
+      </w:r>
+      <w:r>
+        <w:rPr>
+          <w:rFonts w:ascii="Times New Roman" w:hAnsi="Times New Roman" w:cs="Times New Roman"/>
+          <w:sz w:val="20"/>
+          <w:szCs w:val="20"/>
+          <w:lang w:val="en-US"/>
+        </w:rPr>
+        <w:t xml:space="preserve"> 202</w:t>
+      </w:r>
+      <w:r>
+        <w:rPr>
+          <w:rFonts w:ascii="Times New Roman" w:hAnsi="Times New Roman" w:cs="Times New Roman"/>
+          <w:sz w:val="20"/>
+          <w:szCs w:val="20"/>
+          <w:lang w:val="en-US"/>
+        </w:rPr>
+        <w:t>6</w:t>
+      </w:r>
+      <w:r>
+        <w:rPr>
+          <w:rFonts w:ascii="Times New Roman" w:hAnsi="Times New Roman" w:cs="Times New Roman"/>
+          <w:sz w:val="20"/>
+          <w:szCs w:val="20"/>
+          <w:lang w:val="en-US"/>
+        </w:rPr>
+        <w:t xml:space="preserve"> – Present</w:t>
       </w:r>
     </w:p>
     <w:p>
@@ -887,43 +1027,25 @@
           <w:szCs w:val="20"/>
           <w:lang w:val="en-US"/>
         </w:rPr>
-        <w:t>Collaborated effectively with team members to plan</w:t>
-      </w:r>
-      <w:r>
-        <w:rPr>
-          <w:rFonts w:ascii="Times New Roman" w:hAnsi="Times New Roman" w:cs="Times New Roman"/>
-          <w:sz w:val="20"/>
-          <w:szCs w:val="20"/>
-          <w:lang w:val="en-US"/>
-        </w:rPr>
-        <w:t xml:space="preserve"> and </w:t>
-      </w:r>
-      <w:r>
-        <w:rPr>
-          <w:rFonts w:ascii="Times New Roman" w:hAnsi="Times New Roman" w:cs="Times New Roman"/>
-          <w:sz w:val="20"/>
-          <w:szCs w:val="20"/>
-          <w:lang w:val="en-US"/>
-        </w:rPr>
-        <w:t>build</w:t>
-      </w:r>
-      <w:r>
-        <w:rPr>
-          <w:rFonts w:ascii="Times New Roman" w:hAnsi="Times New Roman" w:cs="Times New Roman"/>
-          <w:sz w:val="20"/>
-          <w:szCs w:val="20"/>
-          <w:lang w:val="en-US"/>
-        </w:rPr>
-        <w:t xml:space="preserve"> </w:t>
-      </w:r>
-      <w:r>
-        <w:rPr>
-          <w:rFonts w:ascii="Times New Roman" w:hAnsi="Times New Roman" w:cs="Times New Roman"/>
-          <w:sz w:val="20"/>
-          <w:szCs w:val="20"/>
-          <w:lang w:val="en-US"/>
-        </w:rPr>
-        <w:t>software projects</w:t>
+        <w:t>Co-authored a r</w:t>
+      </w:r>
+      <w:r>
+        <w:rPr>
+          <w:rFonts w:ascii="Times New Roman" w:hAnsi="Times New Roman" w:cs="Times New Roman"/>
+          <w:sz w:val="20"/>
+          <w:szCs w:val="20"/>
+          <w:lang w:val="en-US"/>
+        </w:rPr>
+        <w:t xml:space="preserve">esearch </w:t>
+      </w:r>
+      <w:r>
+        <w:rPr>
+          <w:rFonts w:ascii="Times New Roman" w:hAnsi="Times New Roman" w:cs="Times New Roman"/>
+          <w:sz w:val="20"/>
+          <w:szCs w:val="20"/>
+          <w:lang w:val="en-US"/>
+        </w:rPr>
+        <w:t>paper, publication pending</w:t>
       </w:r>
     </w:p>
     <w:p>
@@ -951,133 +1073,67 @@
           <w:szCs w:val="20"/>
           <w:lang w:val="en-US"/>
         </w:rPr>
-        <w:t>Developed</w:t>
-      </w:r>
-      <w:r>
-        <w:rPr>
-          <w:rFonts w:ascii="Times New Roman" w:hAnsi="Times New Roman" w:cs="Times New Roman"/>
-          <w:sz w:val="20"/>
-          <w:szCs w:val="20"/>
-          <w:lang w:val="en-US"/>
-        </w:rPr>
-        <w:t xml:space="preserve"> </w:t>
-      </w:r>
-      <w:r>
-        <w:rPr>
-          <w:rFonts w:ascii="Times New Roman" w:hAnsi="Times New Roman" w:cs="Times New Roman"/>
-          <w:sz w:val="20"/>
-          <w:szCs w:val="20"/>
-          <w:lang w:val="en-US"/>
-        </w:rPr>
-        <w:t xml:space="preserve">a </w:t>
-      </w:r>
-      <w:r>
-        <w:rPr>
-          <w:rFonts w:ascii="Times New Roman" w:hAnsi="Times New Roman" w:cs="Times New Roman"/>
-          <w:sz w:val="20"/>
-          <w:szCs w:val="20"/>
-          <w:lang w:val="en-US"/>
-        </w:rPr>
-        <w:t xml:space="preserve">backend server </w:t>
-      </w:r>
-      <w:r>
-        <w:rPr>
-          <w:rFonts w:ascii="Times New Roman" w:hAnsi="Times New Roman" w:cs="Times New Roman"/>
-          <w:sz w:val="20"/>
-          <w:szCs w:val="20"/>
-          <w:lang w:val="en-US"/>
-        </w:rPr>
-        <w:t>for an AI use case generato</w:t>
-      </w:r>
-      <w:r>
-        <w:rPr>
-          <w:rFonts w:ascii="Times New Roman" w:hAnsi="Times New Roman" w:cs="Times New Roman"/>
-          <w:sz w:val="20"/>
-          <w:szCs w:val="20"/>
-          <w:lang w:val="en-US"/>
-        </w:rPr>
-        <w:t>r</w:t>
-      </w:r>
-      <w:r>
-        <w:rPr>
-          <w:rFonts w:ascii="Times New Roman" w:hAnsi="Times New Roman" w:cs="Times New Roman"/>
-          <w:sz w:val="20"/>
-          <w:szCs w:val="20"/>
-          <w:lang w:val="en-US"/>
-        </w:rPr>
-        <w:t xml:space="preserve">, </w:t>
-      </w:r>
-      <w:r>
-        <w:rPr>
-          <w:rFonts w:ascii="Times New Roman" w:hAnsi="Times New Roman" w:cs="Times New Roman"/>
-          <w:sz w:val="20"/>
-          <w:szCs w:val="20"/>
-          <w:lang w:val="en-US"/>
-        </w:rPr>
-        <w:t xml:space="preserve">capable of </w:t>
-      </w:r>
-      <w:r>
-        <w:rPr>
-          <w:rFonts w:ascii="Times New Roman" w:hAnsi="Times New Roman" w:cs="Times New Roman"/>
-          <w:sz w:val="20"/>
-          <w:szCs w:val="20"/>
-          <w:lang w:val="en-US"/>
-        </w:rPr>
-        <w:t xml:space="preserve">identifying </w:t>
-      </w:r>
-      <w:r>
-        <w:rPr>
-          <w:rFonts w:ascii="Times New Roman" w:hAnsi="Times New Roman" w:cs="Times New Roman"/>
-          <w:sz w:val="20"/>
-          <w:szCs w:val="20"/>
-          <w:lang w:val="en-US"/>
-        </w:rPr>
-        <w:t>5</w:t>
-      </w:r>
-      <w:r>
-        <w:rPr>
-          <w:rFonts w:ascii="Times New Roman" w:hAnsi="Times New Roman" w:cs="Times New Roman"/>
-          <w:sz w:val="20"/>
-          <w:szCs w:val="20"/>
-          <w:lang w:val="en-US"/>
-        </w:rPr>
-        <w:t>+</w:t>
-      </w:r>
-      <w:r>
-        <w:rPr>
-          <w:rFonts w:ascii="Times New Roman" w:hAnsi="Times New Roman" w:cs="Times New Roman"/>
-          <w:sz w:val="20"/>
-          <w:szCs w:val="20"/>
-          <w:lang w:val="en-US"/>
-        </w:rPr>
-        <w:t xml:space="preserve"> </w:t>
-      </w:r>
-      <w:r>
-        <w:rPr>
-          <w:rFonts w:ascii="Times New Roman" w:hAnsi="Times New Roman" w:cs="Times New Roman"/>
-          <w:sz w:val="20"/>
-          <w:szCs w:val="20"/>
-          <w:lang w:val="en-US"/>
-        </w:rPr>
-        <w:t xml:space="preserve">improvement areas and </w:t>
-      </w:r>
-      <w:r>
-        <w:rPr>
-          <w:rFonts w:ascii="Times New Roman" w:hAnsi="Times New Roman" w:cs="Times New Roman"/>
-          <w:sz w:val="20"/>
-          <w:szCs w:val="20"/>
-          <w:lang w:val="en-US"/>
-        </w:rPr>
-        <w:t xml:space="preserve">suggesting 3+ </w:t>
-      </w:r>
-      <w:r>
-        <w:rPr>
-          <w:rFonts w:ascii="Times New Roman" w:hAnsi="Times New Roman" w:cs="Times New Roman"/>
-          <w:sz w:val="20"/>
-          <w:szCs w:val="20"/>
-          <w:lang w:val="en-US"/>
-        </w:rPr>
-        <w:t>AI use cases for each area with respect to client company profile</w:t>
+        <w:t>Collaboration on a research project regarding the use of large language models in prescriptive business process monitoring</w:t>
+      </w:r>
+    </w:p>
+    <w:p>
+      <w:pPr>
+        <w:tabs>
+          <w:tab w:val="right" w:pos="10467"/>
+        </w:tabs>
+        <w:spacing w:after="0" w:line="240" w:lineRule="auto"/>
+        <w:rPr>
+          <w:rFonts w:ascii="Times New Roman" w:hAnsi="Times New Roman" w:cs="Times New Roman"/>
+          <w:b/>
+          <w:bCs/>
+          <w:sz w:val="20"/>
+          <w:szCs w:val="20"/>
+          <w:lang w:val="en-US"/>
+        </w:rPr>
+      </w:pPr>
+    </w:p>
+    <w:p>
+      <w:pPr>
+        <w:tabs>
+          <w:tab w:val="right" w:pos="10467"/>
+        </w:tabs>
+        <w:spacing w:after="0" w:line="240" w:lineRule="auto"/>
+        <w:rPr>
+          <w:rFonts w:ascii="Times New Roman" w:hAnsi="Times New Roman" w:cs="Times New Roman"/>
+          <w:sz w:val="20"/>
+          <w:szCs w:val="20"/>
+          <w:lang w:val="en-US"/>
+        </w:rPr>
+      </w:pPr>
+      <w:r>
+        <w:rPr>
+          <w:rFonts w:ascii="Times New Roman" w:hAnsi="Times New Roman" w:cs="Times New Roman"/>
+          <w:b/>
+          <w:bCs/>
+          <w:sz w:val="20"/>
+          <w:szCs w:val="20"/>
+          <w:lang w:val="en-US"/>
+        </w:rPr>
+        <w:t xml:space="preserve">Hybrid Prerequisite Knowledge Graph Generator | </w:t>
+      </w:r>
+      <w:r>
+        <w:rPr>
+          <w:rFonts w:ascii="Times New Roman" w:hAnsi="Times New Roman" w:cs="Times New Roman"/>
+          <w:sz w:val="20"/>
+          <w:szCs w:val="20"/>
+          <w:lang w:val="en-US"/>
+        </w:rPr>
+        <w:t>University Course Project</w:t>
+      </w:r>
+      <w:r>
+        <w:rPr>
+          <w:rFonts w:ascii="Times New Roman" w:hAnsi="Times New Roman" w:cs="Times New Roman"/>
+          <w:sz w:val="20"/>
+          <w:szCs w:val="20"/>
+          <w:lang w:val="en-US"/>
+        </w:rPr>
+        <w:tab/>
+        <w:t>October 2025 – February 2026</w:t>
       </w:r>
     </w:p>
     <w:p>
@@ -1103,8 +1159,9 @@
           <w:rFonts w:ascii="Times New Roman" w:hAnsi="Times New Roman" w:cs="Times New Roman"/>
           <w:sz w:val="20"/>
           <w:szCs w:val="20"/>
-        </w:rPr>
-        <w:t>Automated Microsoft Forms response data extraction, parsing and transfer using Microsoft Power Automate</w:t>
+          <w:lang w:val="en-US"/>
+        </w:rPr>
+        <w:t>Designed and implemented prerequisite knowledge graph generator software combining NLP rules with LLMs, resulting in better accuracy and F1-scores compared to traditional NLP method baselines</w:t>
       </w:r>
     </w:p>
     <w:p>
@@ -1130,32 +1187,115 @@
           <w:rFonts w:ascii="Times New Roman" w:hAnsi="Times New Roman" w:cs="Times New Roman"/>
           <w:sz w:val="20"/>
           <w:szCs w:val="20"/>
-        </w:rPr>
-        <w:t xml:space="preserve">Implemented programmatic report </w:t>
-      </w:r>
-      <w:r>
-        <w:rPr>
-          <w:rFonts w:ascii="Times New Roman" w:hAnsi="Times New Roman" w:cs="Times New Roman"/>
-          <w:sz w:val="20"/>
-          <w:szCs w:val="20"/>
-        </w:rPr>
-        <w:t xml:space="preserve">and diagram </w:t>
-      </w:r>
-      <w:r>
-        <w:rPr>
-          <w:rFonts w:ascii="Times New Roman" w:hAnsi="Times New Roman" w:cs="Times New Roman"/>
-          <w:sz w:val="20"/>
-          <w:szCs w:val="20"/>
-        </w:rPr>
-        <w:t xml:space="preserve">generation in various formats (PDF, </w:t>
-      </w:r>
-      <w:r>
-        <w:rPr>
-          <w:rFonts w:ascii="Times New Roman" w:hAnsi="Times New Roman" w:cs="Times New Roman"/>
-          <w:sz w:val="20"/>
-          <w:szCs w:val="20"/>
-        </w:rPr>
-        <w:t>pptx)</w:t>
+          <w:lang w:val="en-US"/>
+        </w:rPr>
+        <w:t>Worked together with team members and supervisors</w:t>
+      </w:r>
+    </w:p>
+    <w:p>
+      <w:pPr>
+        <w:tabs>
+          <w:tab w:val="right" w:pos="10467"/>
+        </w:tabs>
+        <w:spacing w:after="0" w:line="240" w:lineRule="auto"/>
+        <w:rPr>
+          <w:rFonts w:ascii="Times New Roman" w:hAnsi="Times New Roman" w:cs="Times New Roman"/>
+          <w:b/>
+          <w:bCs/>
+          <w:sz w:val="20"/>
+          <w:szCs w:val="20"/>
+          <w:lang w:val="en-US"/>
+        </w:rPr>
+      </w:pPr>
+    </w:p>
+    <w:p>
+      <w:pPr>
+        <w:tabs>
+          <w:tab w:val="right" w:pos="10467"/>
+        </w:tabs>
+        <w:spacing w:after="0" w:line="240" w:lineRule="auto"/>
+        <w:rPr>
+          <w:rFonts w:ascii="Times New Roman" w:hAnsi="Times New Roman" w:cs="Times New Roman"/>
+          <w:sz w:val="20"/>
+          <w:szCs w:val="20"/>
+          <w:lang w:val="en-US"/>
+        </w:rPr>
+      </w:pPr>
+      <w:r>
+        <w:rPr>
+          <w:rFonts w:ascii="Times New Roman" w:hAnsi="Times New Roman" w:cs="Times New Roman"/>
+          <w:b/>
+          <w:bCs/>
+          <w:sz w:val="20"/>
+          <w:szCs w:val="20"/>
+          <w:lang w:val="en-US"/>
+        </w:rPr>
+        <w:t xml:space="preserve">Software Developer Intern </w:t>
+      </w:r>
+      <w:r>
+        <w:rPr>
+          <w:rFonts w:ascii="Times New Roman" w:hAnsi="Times New Roman" w:cs="Times New Roman"/>
+          <w:sz w:val="20"/>
+          <w:szCs w:val="20"/>
+          <w:lang w:val="en-US"/>
+        </w:rPr>
+        <w:t xml:space="preserve">| </w:t>
+      </w:r>
+      <w:proofErr w:type="spellStart"/>
+      <w:r>
+        <w:rPr>
+          <w:rFonts w:ascii="Times New Roman" w:hAnsi="Times New Roman" w:cs="Times New Roman"/>
+          <w:sz w:val="20"/>
+          <w:szCs w:val="20"/>
+          <w:lang w:val="en-US"/>
+        </w:rPr>
+        <w:t>adesso</w:t>
+      </w:r>
+      <w:proofErr w:type="spellEnd"/>
+      <w:r>
+        <w:rPr>
+          <w:rFonts w:ascii="Times New Roman" w:hAnsi="Times New Roman" w:cs="Times New Roman"/>
+          <w:sz w:val="20"/>
+          <w:szCs w:val="20"/>
+          <w:lang w:val="en-US"/>
+        </w:rPr>
+        <w:t xml:space="preserve"> SE</w:t>
+      </w:r>
+      <w:r>
+        <w:rPr>
+          <w:rFonts w:ascii="Times New Roman" w:hAnsi="Times New Roman" w:cs="Times New Roman"/>
+          <w:sz w:val="20"/>
+          <w:szCs w:val="20"/>
+          <w:lang w:val="en-US"/>
+        </w:rPr>
+        <w:t xml:space="preserve"> Düsseldorf</w:t>
+      </w:r>
+      <w:r>
+        <w:rPr>
+          <w:rFonts w:ascii="Times New Roman" w:hAnsi="Times New Roman" w:cs="Times New Roman"/>
+          <w:sz w:val="20"/>
+          <w:szCs w:val="20"/>
+          <w:lang w:val="en-US"/>
+        </w:rPr>
+        <w:t xml:space="preserve"> </w:t>
+      </w:r>
+      <w:r>
+        <w:rPr>
+          <w:rFonts w:ascii="Times New Roman" w:hAnsi="Times New Roman" w:cs="Times New Roman"/>
+          <w:sz w:val="20"/>
+          <w:szCs w:val="20"/>
+          <w:lang w:val="en-US"/>
+        </w:rPr>
+        <w:tab/>
+      </w:r>
+      <w:r>
+        <w:rPr>
+          <w:rFonts w:ascii="Times New Roman" w:hAnsi="Times New Roman" w:cs="Times New Roman"/>
+          <w:sz w:val="20"/>
+          <w:szCs w:val="20"/>
+          <w:lang w:val="en-US"/>
+        </w:rPr>
+        <w:t>April 2024 – July 2024</w:t>
       </w:r>
     </w:p>
     <w:p>
@@ -1181,6 +1321,302 @@
           <w:rFonts w:ascii="Times New Roman" w:hAnsi="Times New Roman" w:cs="Times New Roman"/>
           <w:sz w:val="20"/>
           <w:szCs w:val="20"/>
+          <w:lang w:val="en-US"/>
+        </w:rPr>
+        <w:t>Collaborated effectively with team members to plan</w:t>
+      </w:r>
+      <w:r>
+        <w:rPr>
+          <w:rFonts w:ascii="Times New Roman" w:hAnsi="Times New Roman" w:cs="Times New Roman"/>
+          <w:sz w:val="20"/>
+          <w:szCs w:val="20"/>
+          <w:lang w:val="en-US"/>
+        </w:rPr>
+        <w:t xml:space="preserve"> and </w:t>
+      </w:r>
+      <w:r>
+        <w:rPr>
+          <w:rFonts w:ascii="Times New Roman" w:hAnsi="Times New Roman" w:cs="Times New Roman"/>
+          <w:sz w:val="20"/>
+          <w:szCs w:val="20"/>
+          <w:lang w:val="en-US"/>
+        </w:rPr>
+        <w:t>build</w:t>
+      </w:r>
+      <w:r>
+        <w:rPr>
+          <w:rFonts w:ascii="Times New Roman" w:hAnsi="Times New Roman" w:cs="Times New Roman"/>
+          <w:sz w:val="20"/>
+          <w:szCs w:val="20"/>
+          <w:lang w:val="en-US"/>
+        </w:rPr>
+        <w:t xml:space="preserve"> </w:t>
+      </w:r>
+      <w:r>
+        <w:rPr>
+          <w:rFonts w:ascii="Times New Roman" w:hAnsi="Times New Roman" w:cs="Times New Roman"/>
+          <w:sz w:val="20"/>
+          <w:szCs w:val="20"/>
+          <w:lang w:val="en-US"/>
+        </w:rPr>
+        <w:t>software projects</w:t>
+      </w:r>
+    </w:p>
+    <w:p>
+      <w:pPr>
+        <w:pStyle w:val="Listenabsatz"/>
+        <w:numPr>
+          <w:ilvl w:val="0"/>
+          <w:numId w:val="3"/>
+        </w:numPr>
+        <w:tabs>
+          <w:tab w:val="right" w:pos="10467"/>
+        </w:tabs>
+        <w:spacing w:after="0" w:line="240" w:lineRule="auto"/>
+        <w:rPr>
+          <w:rFonts w:ascii="Times New Roman" w:hAnsi="Times New Roman" w:cs="Times New Roman"/>
+          <w:sz w:val="20"/>
+          <w:szCs w:val="20"/>
+          <w:lang w:val="en-US"/>
+        </w:rPr>
+      </w:pPr>
+      <w:r>
+        <w:rPr>
+          <w:rFonts w:ascii="Times New Roman" w:hAnsi="Times New Roman" w:cs="Times New Roman"/>
+          <w:sz w:val="20"/>
+          <w:szCs w:val="20"/>
+          <w:lang w:val="en-US"/>
+        </w:rPr>
+        <w:t>Developed</w:t>
+      </w:r>
+      <w:r>
+        <w:rPr>
+          <w:rFonts w:ascii="Times New Roman" w:hAnsi="Times New Roman" w:cs="Times New Roman"/>
+          <w:sz w:val="20"/>
+          <w:szCs w:val="20"/>
+          <w:lang w:val="en-US"/>
+        </w:rPr>
+        <w:t xml:space="preserve"> </w:t>
+      </w:r>
+      <w:r>
+        <w:rPr>
+          <w:rFonts w:ascii="Times New Roman" w:hAnsi="Times New Roman" w:cs="Times New Roman"/>
+          <w:sz w:val="20"/>
+          <w:szCs w:val="20"/>
+          <w:lang w:val="en-US"/>
+        </w:rPr>
+        <w:t xml:space="preserve">a </w:t>
+      </w:r>
+      <w:r>
+        <w:rPr>
+          <w:rFonts w:ascii="Times New Roman" w:hAnsi="Times New Roman" w:cs="Times New Roman"/>
+          <w:sz w:val="20"/>
+          <w:szCs w:val="20"/>
+          <w:lang w:val="en-US"/>
+        </w:rPr>
+        <w:t xml:space="preserve">backend server </w:t>
+      </w:r>
+      <w:r>
+        <w:rPr>
+          <w:rFonts w:ascii="Times New Roman" w:hAnsi="Times New Roman" w:cs="Times New Roman"/>
+          <w:sz w:val="20"/>
+          <w:szCs w:val="20"/>
+          <w:lang w:val="en-US"/>
+        </w:rPr>
+        <w:t>for an AI use case generato</w:t>
+      </w:r>
+      <w:r>
+        <w:rPr>
+          <w:rFonts w:ascii="Times New Roman" w:hAnsi="Times New Roman" w:cs="Times New Roman"/>
+          <w:sz w:val="20"/>
+          <w:szCs w:val="20"/>
+          <w:lang w:val="en-US"/>
+        </w:rPr>
+        <w:t>r</w:t>
+      </w:r>
+      <w:r>
+        <w:rPr>
+          <w:rFonts w:ascii="Times New Roman" w:hAnsi="Times New Roman" w:cs="Times New Roman"/>
+          <w:sz w:val="20"/>
+          <w:szCs w:val="20"/>
+          <w:lang w:val="en-US"/>
+        </w:rPr>
+        <w:t xml:space="preserve">, </w:t>
+      </w:r>
+      <w:r>
+        <w:rPr>
+          <w:rFonts w:ascii="Times New Roman" w:hAnsi="Times New Roman" w:cs="Times New Roman"/>
+          <w:sz w:val="20"/>
+          <w:szCs w:val="20"/>
+          <w:lang w:val="en-US"/>
+        </w:rPr>
+        <w:t xml:space="preserve">capable of </w:t>
+      </w:r>
+      <w:r>
+        <w:rPr>
+          <w:rFonts w:ascii="Times New Roman" w:hAnsi="Times New Roman" w:cs="Times New Roman"/>
+          <w:sz w:val="20"/>
+          <w:szCs w:val="20"/>
+          <w:lang w:val="en-US"/>
+        </w:rPr>
+        <w:t xml:space="preserve">identifying </w:t>
+      </w:r>
+      <w:r>
+        <w:rPr>
+          <w:rFonts w:ascii="Times New Roman" w:hAnsi="Times New Roman" w:cs="Times New Roman"/>
+          <w:sz w:val="20"/>
+          <w:szCs w:val="20"/>
+          <w:lang w:val="en-US"/>
+        </w:rPr>
+        <w:t>5</w:t>
+      </w:r>
+      <w:r>
+        <w:rPr>
+          <w:rFonts w:ascii="Times New Roman" w:hAnsi="Times New Roman" w:cs="Times New Roman"/>
+          <w:sz w:val="20"/>
+          <w:szCs w:val="20"/>
+          <w:lang w:val="en-US"/>
+        </w:rPr>
+        <w:t>+</w:t>
+      </w:r>
+      <w:r>
+        <w:rPr>
+          <w:rFonts w:ascii="Times New Roman" w:hAnsi="Times New Roman" w:cs="Times New Roman"/>
+          <w:sz w:val="20"/>
+          <w:szCs w:val="20"/>
+          <w:lang w:val="en-US"/>
+        </w:rPr>
+        <w:t xml:space="preserve"> </w:t>
+      </w:r>
+      <w:r>
+        <w:rPr>
+          <w:rFonts w:ascii="Times New Roman" w:hAnsi="Times New Roman" w:cs="Times New Roman"/>
+          <w:sz w:val="20"/>
+          <w:szCs w:val="20"/>
+          <w:lang w:val="en-US"/>
+        </w:rPr>
+        <w:t xml:space="preserve">improvement areas and </w:t>
+      </w:r>
+      <w:r>
+        <w:rPr>
+          <w:rFonts w:ascii="Times New Roman" w:hAnsi="Times New Roman" w:cs="Times New Roman"/>
+          <w:sz w:val="20"/>
+          <w:szCs w:val="20"/>
+          <w:lang w:val="en-US"/>
+        </w:rPr>
+        <w:t xml:space="preserve">suggesting 3+ </w:t>
+      </w:r>
+      <w:r>
+        <w:rPr>
+          <w:rFonts w:ascii="Times New Roman" w:hAnsi="Times New Roman" w:cs="Times New Roman"/>
+          <w:sz w:val="20"/>
+          <w:szCs w:val="20"/>
+          <w:lang w:val="en-US"/>
+        </w:rPr>
+        <w:t>AI use cases for each area with respect to client company profile</w:t>
+      </w:r>
+    </w:p>
+    <w:p>
+      <w:pPr>
+        <w:pStyle w:val="Listenabsatz"/>
+        <w:numPr>
+          <w:ilvl w:val="0"/>
+          <w:numId w:val="3"/>
+        </w:numPr>
+        <w:tabs>
+          <w:tab w:val="right" w:pos="10467"/>
+        </w:tabs>
+        <w:spacing w:after="0" w:line="240" w:lineRule="auto"/>
+        <w:rPr>
+          <w:rFonts w:ascii="Times New Roman" w:hAnsi="Times New Roman" w:cs="Times New Roman"/>
+          <w:sz w:val="20"/>
+          <w:szCs w:val="20"/>
+          <w:lang w:val="en-US"/>
+        </w:rPr>
+      </w:pPr>
+      <w:r>
+        <w:rPr>
+          <w:rFonts w:ascii="Times New Roman" w:hAnsi="Times New Roman" w:cs="Times New Roman"/>
+          <w:sz w:val="20"/>
+          <w:szCs w:val="20"/>
+        </w:rPr>
+        <w:t>Automated Microsoft Forms response data extraction, parsing and transfer using Microsoft Power Automate</w:t>
+      </w:r>
+    </w:p>
+    <w:p>
+      <w:pPr>
+        <w:pStyle w:val="Listenabsatz"/>
+        <w:numPr>
+          <w:ilvl w:val="0"/>
+          <w:numId w:val="3"/>
+        </w:numPr>
+        <w:tabs>
+          <w:tab w:val="right" w:pos="10467"/>
+        </w:tabs>
+        <w:spacing w:after="0" w:line="240" w:lineRule="auto"/>
+        <w:rPr>
+          <w:rFonts w:ascii="Times New Roman" w:hAnsi="Times New Roman" w:cs="Times New Roman"/>
+          <w:sz w:val="20"/>
+          <w:szCs w:val="20"/>
+          <w:lang w:val="en-US"/>
+        </w:rPr>
+      </w:pPr>
+      <w:r>
+        <w:rPr>
+          <w:rFonts w:ascii="Times New Roman" w:hAnsi="Times New Roman" w:cs="Times New Roman"/>
+          <w:sz w:val="20"/>
+          <w:szCs w:val="20"/>
+        </w:rPr>
+        <w:t xml:space="preserve">Implemented programmatic report </w:t>
+      </w:r>
+      <w:r>
+        <w:rPr>
+          <w:rFonts w:ascii="Times New Roman" w:hAnsi="Times New Roman" w:cs="Times New Roman"/>
+          <w:sz w:val="20"/>
+          <w:szCs w:val="20"/>
+        </w:rPr>
+        <w:t xml:space="preserve">and diagram </w:t>
+      </w:r>
+      <w:r>
+        <w:rPr>
+          <w:rFonts w:ascii="Times New Roman" w:hAnsi="Times New Roman" w:cs="Times New Roman"/>
+          <w:sz w:val="20"/>
+          <w:szCs w:val="20"/>
+        </w:rPr>
+        <w:t xml:space="preserve">generation in various formats (PDF, </w:t>
+      </w:r>
+      <w:r>
+        <w:rPr>
+          <w:rFonts w:ascii="Times New Roman" w:hAnsi="Times New Roman" w:cs="Times New Roman"/>
+          <w:sz w:val="20"/>
+          <w:szCs w:val="20"/>
+        </w:rPr>
+        <w:t>pptx)</w:t>
+      </w:r>
+    </w:p>
+    <w:p>
+      <w:pPr>
+        <w:pStyle w:val="Listenabsatz"/>
+        <w:numPr>
+          <w:ilvl w:val="0"/>
+          <w:numId w:val="3"/>
+        </w:numPr>
+        <w:tabs>
+          <w:tab w:val="right" w:pos="10467"/>
+        </w:tabs>
+        <w:spacing w:after="0" w:line="240" w:lineRule="auto"/>
+        <w:rPr>
+          <w:rFonts w:ascii="Times New Roman" w:hAnsi="Times New Roman" w:cs="Times New Roman"/>
+          <w:sz w:val="20"/>
+          <w:szCs w:val="20"/>
+          <w:lang w:val="en-US"/>
+        </w:rPr>
+      </w:pPr>
+      <w:r>
+        <w:rPr>
+          <w:rFonts w:ascii="Times New Roman" w:hAnsi="Times New Roman" w:cs="Times New Roman"/>
+          <w:sz w:val="20"/>
+          <w:szCs w:val="20"/>
         </w:rPr>
         <w:t xml:space="preserve">Engaged in self-learning and practical exercises focused on Java programming, Spring Framework </w:t>
       </w:r>
@@ -1912,7 +2348,7 @@
           <w:szCs w:val="20"/>
           <w:lang w:val="en-US"/>
         </w:rPr>
-        <w:t>my “portfolio” GitHub repository</w:t>
+        <w:t>my portfolio GitHub repository</w:t>
       </w:r>
       <w:r>
         <w:rPr>
@@ -1972,6 +2408,25 @@
         </w:rPr>
         <w:t>SKILLS &amp; LANGUAGES</w:t>
       </w:r>
+    </w:p>
+    <w:p>
+      <w:pPr>
+        <w:spacing w:after="0" w:line="240" w:lineRule="auto"/>
+        <w:rPr>
+          <w:rFonts w:ascii="Times New Roman" w:hAnsi="Times New Roman" w:cs="Times New Roman"/>
+          <w:b/>
+          <w:bCs/>
+          <w:sz w:val="20"/>
+          <w:szCs w:val="20"/>
+          <w:lang w:val="en-US"/>
+        </w:rPr>
+        <w:sectPr>
+          <w:pgSz w:w="11906" w:h="16838" w:code="9"/>
+          <w:pgMar w:top="720" w:right="720" w:bottom="720" w:left="720" w:header="708" w:footer="708" w:gutter="0"/>
+          <w:cols w:space="708"/>
+          <w:docGrid w:linePitch="360"/>
+        </w:sectPr>
+      </w:pPr>
     </w:p>
     <w:p>
       <w:pPr>
@@ -2018,31 +2473,18 @@
         <w:spacing w:after="0" w:line="240" w:lineRule="auto"/>
         <w:rPr>
           <w:rFonts w:ascii="Times New Roman" w:hAnsi="Times New Roman" w:cs="Times New Roman"/>
-          <w:b/>
-          <w:bCs/>
-          <w:sz w:val="20"/>
-          <w:szCs w:val="20"/>
-          <w:lang w:val="en-US"/>
-        </w:rPr>
-      </w:pPr>
-      <w:r>
-        <w:rPr>
-          <w:rFonts w:ascii="Times New Roman" w:hAnsi="Times New Roman" w:cs="Times New Roman"/>
-          <w:sz w:val="20"/>
-          <w:szCs w:val="20"/>
-          <w:lang w:val="en-US"/>
-        </w:rPr>
-        <w:t>Python</w:t>
-      </w:r>
-      <w:r>
-        <w:rPr>
-          <w:rFonts w:ascii="Times New Roman" w:hAnsi="Times New Roman" w:cs="Times New Roman"/>
-          <w:sz w:val="20"/>
-          <w:szCs w:val="20"/>
-          <w:lang w:val="en-US"/>
-        </w:rPr>
-        <w:t xml:space="preserve"> 3</w:t>
-      </w:r>
+          <w:sz w:val="20"/>
+          <w:szCs w:val="20"/>
+          <w:lang w:val="en-US"/>
+        </w:rPr>
+        <w:sectPr>
+          <w:type w:val="continuous"/>
+          <w:pgSz w:w="11906" w:h="16838" w:code="9"/>
+          <w:pgMar w:top="720" w:right="720" w:bottom="720" w:left="720" w:header="708" w:footer="708" w:gutter="0"/>
+          <w:cols w:space="708"/>
+          <w:docGrid w:linePitch="360"/>
+        </w:sectPr>
+      </w:pPr>
     </w:p>
     <w:p>
       <w:pPr>
@@ -2068,7 +2510,16 @@
           <w:szCs w:val="20"/>
           <w:lang w:val="en-US"/>
         </w:rPr>
-        <w:t>C/C++</w:t>
+        <w:t>Python</w:t>
+      </w:r>
+      <w:r>
+        <w:rPr>
+          <w:rFonts w:ascii="Times New Roman" w:hAnsi="Times New Roman" w:cs="Times New Roman"/>
+          <w:sz w:val="20"/>
+          <w:szCs w:val="20"/>
+          <w:lang w:val="en-US"/>
+        </w:rPr>
+        <w:t xml:space="preserve"> 3</w:t>
       </w:r>
     </w:p>
     <w:p>
@@ -2095,7 +2546,7 @@
           <w:szCs w:val="20"/>
           <w:lang w:val="en-US"/>
         </w:rPr>
-        <w:t>Java</w:t>
+        <w:t>Flask, Django</w:t>
       </w:r>
     </w:p>
     <w:p>
@@ -2122,7 +2573,7 @@
           <w:szCs w:val="20"/>
           <w:lang w:val="en-US"/>
         </w:rPr>
-        <w:t>Git</w:t>
+        <w:t>Java</w:t>
       </w:r>
     </w:p>
     <w:p>
@@ -2149,7 +2600,7 @@
           <w:szCs w:val="20"/>
           <w:lang w:val="en-US"/>
         </w:rPr>
-        <w:t>HTML/CSS, JavaScript</w:t>
+        <w:t>Spring Framework, Spring Boot</w:t>
       </w:r>
     </w:p>
     <w:p>
@@ -2176,7 +2627,7 @@
           <w:szCs w:val="20"/>
           <w:lang w:val="en-US"/>
         </w:rPr>
-        <w:t>SQL</w:t>
+        <w:t>C/C++</w:t>
       </w:r>
     </w:p>
     <w:p>
@@ -2203,7 +2654,7 @@
           <w:szCs w:val="20"/>
           <w:lang w:val="en-US"/>
         </w:rPr>
-        <w:t>Flask, Django</w:t>
+        <w:t>Git</w:t>
       </w:r>
     </w:p>
     <w:p>
@@ -2230,7 +2681,7 @@
           <w:szCs w:val="20"/>
           <w:lang w:val="en-US"/>
         </w:rPr>
-        <w:t>Spring Framework, Spring Boot</w:t>
+        <w:t>HTML/CSS, JavaScript</w:t>
       </w:r>
     </w:p>
     <w:p>
@@ -2250,17 +2701,15 @@
           <w:lang w:val="en-US"/>
         </w:rPr>
       </w:pPr>
-      <w:proofErr w:type="spellStart"/>
-      <w:r>
-        <w:rPr>
-          <w:rFonts w:ascii="Times New Roman" w:hAnsi="Times New Roman" w:cs="Times New Roman"/>
-          <w:sz w:val="20"/>
-          <w:szCs w:val="20"/>
-          <w:lang w:val="en-US"/>
-        </w:rPr>
-        <w:t>LangChain</w:t>
-      </w:r>
-      <w:proofErr w:type="spellEnd"/>
+      <w:r>
+        <w:rPr>
+          <w:rFonts w:ascii="Times New Roman" w:hAnsi="Times New Roman" w:cs="Times New Roman"/>
+          <w:sz w:val="20"/>
+          <w:szCs w:val="20"/>
+          <w:lang w:val="en-US"/>
+        </w:rPr>
+        <w:t>SQL</w:t>
+      </w:r>
     </w:p>
     <w:p>
       <w:pPr>
@@ -2279,57 +2728,15 @@
           <w:lang w:val="en-US"/>
         </w:rPr>
       </w:pPr>
-      <w:proofErr w:type="spellStart"/>
-      <w:r>
-        <w:rPr>
-          <w:rFonts w:ascii="Times New Roman" w:hAnsi="Times New Roman" w:cs="Times New Roman"/>
-          <w:sz w:val="20"/>
-          <w:szCs w:val="20"/>
-          <w:lang w:val="en-US"/>
-        </w:rPr>
-        <w:t>ReportLab</w:t>
-      </w:r>
-      <w:proofErr w:type="spellEnd"/>
-      <w:r>
-        <w:rPr>
-          <w:rFonts w:ascii="Times New Roman" w:hAnsi="Times New Roman" w:cs="Times New Roman"/>
-          <w:sz w:val="20"/>
-          <w:szCs w:val="20"/>
-          <w:lang w:val="en-US"/>
-        </w:rPr>
-        <w:t xml:space="preserve">, </w:t>
-      </w:r>
-      <w:proofErr w:type="spellStart"/>
-      <w:r>
-        <w:rPr>
-          <w:rFonts w:ascii="Times New Roman" w:hAnsi="Times New Roman" w:cs="Times New Roman"/>
-          <w:sz w:val="20"/>
-          <w:szCs w:val="20"/>
-          <w:lang w:val="en-US"/>
-        </w:rPr>
-        <w:t>PyPDF</w:t>
-      </w:r>
-      <w:proofErr w:type="spellEnd"/>
-      <w:r>
-        <w:rPr>
-          <w:rFonts w:ascii="Times New Roman" w:hAnsi="Times New Roman" w:cs="Times New Roman"/>
-          <w:sz w:val="20"/>
-          <w:szCs w:val="20"/>
-          <w:lang w:val="en-US"/>
-        </w:rPr>
-        <w:t xml:space="preserve">, </w:t>
-      </w:r>
-      <w:proofErr w:type="spellStart"/>
-      <w:r>
-        <w:rPr>
-          <w:rFonts w:ascii="Times New Roman" w:hAnsi="Times New Roman" w:cs="Times New Roman"/>
-          <w:sz w:val="20"/>
-          <w:szCs w:val="20"/>
-          <w:lang w:val="en-US"/>
-        </w:rPr>
-        <w:t>PlantUML</w:t>
-      </w:r>
-      <w:proofErr w:type="spellEnd"/>
+      <w:r>
+        <w:rPr>
+          <w:rFonts w:ascii="Times New Roman" w:hAnsi="Times New Roman" w:cs="Times New Roman"/>
+          <w:sz w:val="20"/>
+          <w:szCs w:val="20"/>
+          <w:lang w:val="en-US"/>
+        </w:rPr>
+        <w:t>Docker</w:t>
+      </w:r>
     </w:p>
     <w:p>
       <w:pPr>
@@ -2347,16 +2754,14 @@
           <w:szCs w:val="20"/>
           <w:lang w:val="en-US"/>
         </w:rPr>
-      </w:pPr>
-      <w:r>
-        <w:rPr>
-          <w:rFonts w:ascii="Times New Roman" w:hAnsi="Times New Roman" w:cs="Times New Roman"/>
-          <w:sz w:val="20"/>
-          <w:szCs w:val="20"/>
-          <w:lang w:val="en-US"/>
-        </w:rPr>
-        <w:t>MATLAB</w:t>
-      </w:r>
+        <w:sectPr>
+          <w:type w:val="continuous"/>
+          <w:pgSz w:w="11906" w:h="16838" w:code="9"/>
+          <w:pgMar w:top="720" w:right="720" w:bottom="720" w:left="720" w:header="708" w:footer="708" w:gutter="0"/>
+          <w:cols w:num="2" w:space="708"/>
+          <w:docGrid w:linePitch="360"/>
+        </w:sectPr>
+      </w:pPr>
     </w:p>
     <w:p>
       <w:pPr>
@@ -2487,6 +2892,7 @@
       </w:r>
     </w:p>
     <w:sectPr>
+      <w:type w:val="continuous"/>
       <w:pgSz w:w="11906" w:h="16838" w:code="9"/>
       <w:pgMar w:top="720" w:right="720" w:bottom="720" w:left="720" w:header="708" w:footer="708" w:gutter="0"/>
       <w:cols w:space="708"/>
